--- a/docs/Andrew Smithies CV 2026 DS.docx
+++ b/docs/Andrew Smithies CV 2026 DS.docx
@@ -591,7 +591,15 @@
           <w:rtl w:val="0"/>
           <w:lang w:val="en-US"/>
         </w:rPr>
-        <w:t>Access, DAX, actuarial software (ResQ, Arius, ASTRA, SolvencyTool)</w:t>
+        <w:t xml:space="preserve">Access, DAX, ResQ, Arius, ASTRA, SolvencyTool, </w:t>
+      </w:r>
+      <w:r>
+        <w:rPr>
+          <w:rFonts w:ascii="Arial" w:hAnsi="Arial"/>
+          <w:rtl w:val="0"/>
+          <w:lang w:val="en-US"/>
+        </w:rPr>
+        <w:t>AWS (S3, Lambda, IAM, EC2, SageMaker, RDS, DynamoDB, Glue)</w:t>
       </w:r>
     </w:p>
     <w:p>
@@ -684,7 +692,7 @@
           <w:rtl w:val="0"/>
           <w:lang w:val="en-US"/>
         </w:rPr>
-        <w:t>s, Neural Networks</w:t>
+        <w:t>s, Neural Networks, LLMs, Generative AI, Agentic AI</w:t>
       </w:r>
     </w:p>
     <w:p>
@@ -2167,7 +2175,7 @@
             </w14:solidFill>
           </w14:textFill>
         </w:rPr>
-        <w:t xml:space="preserve">Excel </w:t>
+        <w:t>Excel f</w:t>
       </w:r>
       <w:r>
         <w:rPr>

--- a/docs/Andrew Smithies CV 2026 DS.docx
+++ b/docs/Andrew Smithies CV 2026 DS.docx
@@ -597,9 +597,8 @@
         <w:rPr>
           <w:rFonts w:ascii="Arial" w:hAnsi="Arial"/>
           <w:rtl w:val="0"/>
-          <w:lang w:val="en-US"/>
-        </w:rPr>
-        <w:t>AWS (S3, Lambda, IAM, EC2, SageMaker, RDS, DynamoDB, Glue)</w:t>
+        </w:rPr>
+        <w:t>AWS (S3, Lambda, IAM, EC2, SageMaker, RDS, DynamoDB)</w:t>
       </w:r>
     </w:p>
     <w:p>
@@ -7574,7 +7573,27 @@
           <w:rtl w:val="0"/>
           <w:lang w:val="en-US"/>
         </w:rPr>
-        <w:t>Data Science Professional Certification</w:t>
+        <w:t xml:space="preserve">Data Science </w:t>
+      </w:r>
+      <w:r>
+        <w:rPr>
+          <w:rFonts w:ascii="Arial" w:hAnsi="Arial"/>
+          <w:b w:val="1"/>
+          <w:bCs w:val="1"/>
+          <w:rtl w:val="0"/>
+          <w:lang w:val="en-US"/>
+        </w:rPr>
+        <w:t xml:space="preserve">&amp; AI </w:t>
+      </w:r>
+      <w:r>
+        <w:rPr>
+          <w:rFonts w:ascii="Arial" w:hAnsi="Arial"/>
+          <w:b w:val="1"/>
+          <w:bCs w:val="1"/>
+          <w:rtl w:val="0"/>
+          <w:lang w:val="en-US"/>
+        </w:rPr>
+        <w:t>Professional Certification</w:t>
         <w:tab/>
       </w:r>
       <w:r>
@@ -7595,7 +7614,17 @@
           <w:rtl w:val="0"/>
           <w:lang w:val="en-US"/>
         </w:rPr>
-        <w:t xml:space="preserve"> - Present </w:t>
+        <w:t xml:space="preserve"> - </w:t>
+      </w:r>
+      <w:r>
+        <w:rPr>
+          <w:rFonts w:ascii="Arial" w:hAnsi="Arial"/>
+          <w:i w:val="1"/>
+          <w:iCs w:val="1"/>
+          <w:rtl w:val="0"/>
+          <w:lang w:val="en-US"/>
+        </w:rPr>
+        <w:t>Sep 2026</w:t>
       </w:r>
     </w:p>
     <w:p>
